--- a/public/templates/how-to-list-security-clearance-on-resume-template.docx
+++ b/public/templates/how-to-list-security-clearance-on-resume-template.docx
@@ -771,7 +771,7 @@
         <w:pStyle w:val="FirstParagraph"/>
       </w:pPr>
       <w:r>
-        <w:t xml:space="preserve">Want this handled for you? Our build asks what your record shows — exactly as it reads — and places it where it carries the most weight. We never guess a level, a date, or a polygraph. $49 one-time · adaptiveresume.com</w:t>
+        <w:t xml:space="preserve">Want this handled for you? Our build asks what your record shows — exactly as it reads — and places it where it carries the most weight. We never guess a level, a date, or a polygraph. From $79 for a 90-day pass · adaptiveresume.com</w:t>
       </w:r>
     </w:p>
     <w:bookmarkEnd w:id="16"/>

--- a/public/templates/how-to-list-security-clearance-on-resume-template.docx
+++ b/public/templates/how-to-list-security-clearance-on-resume-template.docx
@@ -771,7 +771,7 @@
         <w:pStyle w:val="FirstParagraph"/>
       </w:pPr>
       <w:r>
-        <w:t xml:space="preserve">Want this handled for you? Our build asks what your record shows — exactly as it reads — and places it where it carries the most weight. We never guess a level, a date, or a polygraph. From $79 for a 90-day pass · adaptiveresume.com</w:t>
+        <w:t xml:space="preserve">Want this handled for you? Our build asks what your record shows — exactly as it reads — and places it where it carries the most weight. We never guess a level, a date, or a polygraph. From $29, one payment · adaptiveresume.com</w:t>
       </w:r>
     </w:p>
     <w:bookmarkEnd w:id="16"/>

--- a/public/templates/how-to-list-security-clearance-on-resume-template.docx
+++ b/public/templates/how-to-list-security-clearance-on-resume-template.docx
@@ -771,7 +771,7 @@
         <w:pStyle w:val="FirstParagraph"/>
       </w:pPr>
       <w:r>
-        <w:t xml:space="preserve">Want this handled for you? Our build asks what your record shows — exactly as it reads — and places it where it carries the most weight. We never guess a level, a date, or a polygraph. From $29, one payment · adaptiveresume.com</w:t>
+        <w:t xml:space="preserve">Want this handled for you? Our build asks what your record shows — exactly as it reads — and places it where it carries the most weight. We never guess a level, a date, or a polygraph. Builds start at $29, paid once. adaptiveresume.com</w:t>
       </w:r>
     </w:p>
     <w:bookmarkEnd w:id="16"/>
